--- a/ModelGuard_Execution_Commands.docx
+++ b/ModelGuard_Execution_Commands.docx
@@ -1,823 +1,264 @@
 
 <file path=word/document.xml><?xml version="1.0" encoding="utf-8"?>
-<w:document xmlns:wpc="http://schemas.microsoft.com/office/word/2010/wordprocessingCanvas" xmlns:mo="http://schemas.microsoft.com/office/mac/office/2008/main" xmlns:mc="http://schemas.openxmlformats.org/markup-compatibility/2006" xmlns:mv="urn:schemas-microsoft-com:mac:vml" xmlns:o="urn:schemas-microsoft-com:office:office" xmlns:r="http://schemas.openxmlformats.org/officeDocument/2006/relationships" xmlns:m="http://schemas.openxmlformats.org/officeDocument/2006/math" xmlns:v="urn:schemas-microsoft-com:vml" xmlns:wp14="http://schemas.microsoft.com/office/word/2010/wordprocessingDrawing" xmlns:wp="http://schemas.openxmlformats.org/drawingml/2006/wordprocessingDrawing" xmlns:w10="urn:schemas-microsoft-com:office:word" xmlns:w="http://schemas.openxmlformats.org/wordprocessingml/2006/main" xmlns:w14="http://schemas.microsoft.com/office/word/2010/wordml" xmlns:wpg="http://schemas.microsoft.com/office/word/2010/wordprocessingGroup" xmlns:wpi="http://schemas.microsoft.com/office/word/2010/wordprocessingInk" xmlns:wne="http://schemas.microsoft.com/office/word/2006/wordml" xmlns:wps="http://schemas.microsoft.com/office/word/2010/wordprocessingShape" mc:Ignorable="w14 wp14">
+<w:document xmlns:ns1="http://schemas.openxmlformats.org/markup-compatibility/2006" xmlns:w="http://schemas.openxmlformats.org/wordprocessingml/2006/main" ns1:Ignorable="w14 wp14">
   <w:body>
     <w:p>
       <w:pPr>
-        <w:spacing w:before="0" w:after="80"/>
+        <w:pStyle w:val="Title"/>
       </w:pPr>
       <w:r>
-        <w:rPr>
-          <w:rFonts w:ascii="Calibri" w:hAnsi="Calibri"/>
-          <w:b/>
-          <w:color w:val="1B365D"/>
-          <w:sz w:val="44"/>
-        </w:rPr>
-        <w:t>ModelGuard: Terminal Execution Commands</w:t>
+        <w:t xml:space="preserve">ModelGuard Execution Commands</w:t>
+      </w:r>
+    </w:p>
+    <w:p>
+      <w:r>
+        <w:t xml:space="preserve"/>
+      </w:r>
+    </w:p>
+    <w:p>
+      <w:r>
+        <w:t xml:space="preserve">Use Python 3.11+ and the repository branch containing Module 3. Run from the repository root.</w:t>
+      </w:r>
+    </w:p>
+    <w:p>
+      <w:r>
+        <w:t xml:space="preserve"/>
       </w:r>
     </w:p>
     <w:p>
       <w:pPr>
-        <w:spacing w:before="0" w:after="320"/>
+        <w:pStyle w:val="Heading1"/>
       </w:pPr>
       <w:r>
+        <w:t xml:space="preserve">Install</w:t>
+      </w:r>
+    </w:p>
+    <w:p>
+      <w:r>
+        <w:t xml:space="preserve"/>
+      </w:r>
+    </w:p>
+    <w:p>
+      <w:r>
         <w:rPr>
-          <w:rFonts w:ascii="Calibri" w:hAnsi="Calibri"/>
-          <w:i/>
-          <w:color w:val="46505F"/>
-          <w:sz w:val="22"/>
+          <w:rFonts w:ascii="Consolas" w:hAnsi="Consolas"/>
         </w:rPr>
-        <w:t>Quick Reference Guide for Module 3 (Chat Template Analyser), Full Model Scanning, and Automated Testing</w:t>
+        <w:t xml:space="preserve">python3 -m venv .venv</w:t>
+      </w:r>
+    </w:p>
+    <w:p>
+      <w:r>
+        <w:rPr>
+          <w:rFonts w:ascii="Consolas" w:hAnsi="Consolas"/>
+        </w:rPr>
+        <w:t xml:space="preserve">.venv/bin/python -m pip install -e '.[test]'</w:t>
+      </w:r>
+    </w:p>
+    <w:p>
+      <w:r>
+        <w:t xml:space="preserve"/>
       </w:r>
     </w:p>
     <w:p>
       <w:pPr>
-        <w:spacing w:before="240" w:after="80"/>
+        <w:pStyle w:val="Heading1"/>
       </w:pPr>
       <w:r>
+        <w:t xml:space="preserve">Template-only inspection</w:t>
+      </w:r>
+    </w:p>
+    <w:p>
+      <w:r>
+        <w:t xml:space="preserve"/>
+      </w:r>
+    </w:p>
+    <w:p>
+      <w:r>
         <w:rPr>
-          <w:rFonts w:ascii="Calibri" w:hAnsi="Calibri"/>
-          <w:b/>
-          <w:color w:val="1B365D"/>
-          <w:sz w:val="28"/>
+          <w:rFonts w:ascii="Consolas" w:hAnsi="Consolas"/>
         </w:rPr>
-        <w:t>1. Module 3 Only: Chat Template Static Analysis</w:t>
+        <w:t xml:space="preserve">.venv/bin/python demo_template.py</w:t>
+      </w:r>
+    </w:p>
+    <w:p>
+      <w:r>
+        <w:rPr>
+          <w:rFonts w:ascii="Consolas" w:hAnsi="Consolas"/>
+        </w:rPr>
+        <w:t xml:space="preserve">.venv/bin/python demo_template.py path/to/model.gguf</w:t>
+      </w:r>
+    </w:p>
+    <w:p>
+      <w:r>
+        <w:rPr>
+          <w:rFonts w:ascii="Consolas" w:hAnsi="Consolas"/>
+        </w:rPr>
+        <w:t xml:space="preserve">.venv/bin/python demo_template.py path/to/model.safetensors</w:t>
+      </w:r>
+    </w:p>
+    <w:p>
+      <w:r>
+        <w:t xml:space="preserve"/>
+      </w:r>
+    </w:p>
+    <w:p>
+      <w:r>
+        <w:t xml:space="preserve">File mode uses parsing and Module 3, without the structural analyser. Review parser issues and template coverage.</w:t>
+      </w:r>
+    </w:p>
+    <w:p>
+      <w:r>
+        <w:t xml:space="preserve"/>
       </w:r>
     </w:p>
     <w:p>
       <w:pPr>
-        <w:spacing w:after="120"/>
+        <w:pStyle w:val="Heading1"/>
       </w:pPr>
       <w:r>
-        <w:t xml:space="preserve">Use this script when you want to inspect </w:t>
+        <w:t xml:space="preserve">Full scanner</w:t>
       </w:r>
+    </w:p>
+    <w:p>
+      <w:r>
+        <w:t xml:space="preserve"/>
+      </w:r>
+    </w:p>
+    <w:p>
       <w:r>
         <w:rPr>
-          <w:b/>
+          <w:rFonts w:ascii="Consolas" w:hAnsi="Consolas"/>
         </w:rPr>
-        <w:t>exclusively the chat template</w:t>
+        <w:t xml:space="preserve">.venv/bin/python -m modelguard scan samples/valid_model.gguf</w:t>
       </w:r>
+    </w:p>
+    <w:p>
       <w:r>
-        <w:t xml:space="preserve"> of a model file. It isolates Module 3, extracting template strings from metadata or sibling tokenizer files and performing static Jinja AST analysis without running Module 2 structural checks.</w:t>
+        <w:rPr>
+          <w:rFonts w:ascii="Consolas" w:hAnsi="Consolas"/>
+        </w:rPr>
+        <w:t xml:space="preserve">.venv/bin/python -m modelguard scan path/to/model.safetensors \</w:t>
+      </w:r>
+    </w:p>
+    <w:p>
+      <w:r>
+        <w:rPr>
+          <w:rFonts w:ascii="Consolas" w:hAnsi="Consolas"/>
+        </w:rPr>
+        <w:t xml:space="preserve">  --json report.json \</w:t>
+      </w:r>
+    </w:p>
+    <w:p>
+      <w:r>
+        <w:rPr>
+          <w:rFonts w:ascii="Consolas" w:hAnsi="Consolas"/>
+        </w:rPr>
+        <w:t xml:space="preserve">  --html report.html</w:t>
+      </w:r>
+    </w:p>
+    <w:p>
+      <w:r>
+        <w:rPr>
+          <w:rFonts w:ascii="Consolas" w:hAnsi="Consolas"/>
+        </w:rPr>
+        <w:t xml:space="preserve">.venv/bin/python -m modelguard scan path/to/model.safetensors --template-profile processor</w:t>
+      </w:r>
+    </w:p>
+    <w:p>
+      <w:r>
+        <w:t xml:space="preserve"/>
+      </w:r>
+    </w:p>
+    <w:p>
+      <w:r>
+        <w:t xml:space="preserve">Profiles: auto, gguf, transformers and processor. Auto uses embedded GGUF or Transformers tokenizer precedence. All discovered alternatives are inspected and labelled effective or shadowed. Processor mode reports incompatible mixed legacy/modern storage.</w:t>
+      </w:r>
+    </w:p>
+    <w:p>
+      <w:r>
+        <w:t xml:space="preserve"/>
       </w:r>
     </w:p>
     <w:p>
       <w:pPr>
-        <w:spacing w:after="40"/>
+        <w:pStyle w:val="Heading1"/>
       </w:pPr>
       <w:r>
-        <w:t>Command to scan an arbitrary model file (GGUF or Safetensors):</w:t>
+        <w:t xml:space="preserve">Tests and evaluation</w:t>
       </w:r>
     </w:p>
-    <w:tbl>
-      <w:tblPr>
-        <w:tblW w:type="auto" w:w="0"/>
-        <w:jc w:val="center"/>
-        <w:tblLayout w:type="fixed"/>
-        <w:tblLook w:firstColumn="1" w:firstRow="1" w:lastColumn="0" w:lastRow="0" w:noHBand="0" w:noVBand="1" w:val="04A0"/>
-      </w:tblPr>
-      <w:tblGrid>
-        <w:gridCol w:w="9360"/>
-      </w:tblGrid>
-      <w:tr>
-        <w:tc>
-          <w:tcPr>
-            <w:tcW w:type="dxa" w:w="9360"/>
-            <w:shd w:fill="F0F4F8"/>
-            <w:tcBorders>
-              <w:top w:val="none"/>
-              <w:left w:val="single" w:sz="24" w:space="0" w:color="1B365D"/>
-              <w:bottom w:val="none"/>
-              <w:right w:val="none"/>
-            </w:tcBorders>
-          </w:tcPr>
-          <w:p>
-            <w:pPr>
-              <w:spacing w:before="120" w:after="120"/>
-              <w:ind w:left="216" w:right="216"/>
-            </w:pPr>
-            <w:r>
-              <w:rPr>
-                <w:rFonts w:ascii="Courier New" w:hAnsi="Courier New"/>
-                <w:b/>
-                <w:color w:val="141E2D"/>
-                <w:sz w:val="19"/>
-              </w:rPr>
-              <w:t>.venv/bin/python demo_template.py path/to/your_model.gguf</w:t>
-            </w:r>
-          </w:p>
-        </w:tc>
-      </w:tr>
-    </w:tbl>
     <w:p>
-      <w:pPr>
-        <w:spacing w:after="80"/>
-      </w:pPr>
+      <w:r>
+        <w:t xml:space="preserve"/>
+      </w:r>
     </w:p>
     <w:p>
-      <w:pPr>
-        <w:spacing w:after="120"/>
-      </w:pPr>
       <w:r>
         <w:rPr>
-          <w:b/>
+          <w:rFonts w:ascii="Consolas" w:hAnsi="Consolas"/>
         </w:rPr>
-        <w:t>Built-in Threat Model Demonstration (Runs 4 synthetic scenarios):</w:t>
+        <w:t xml:space="preserve">.venv/bin/python -m pytest -q</w:t>
       </w:r>
     </w:p>
-    <w:tbl>
-      <w:tblPr>
-        <w:tblW w:type="auto" w:w="0"/>
-        <w:jc w:val="center"/>
-        <w:tblLayout w:type="fixed"/>
-        <w:tblLook w:firstColumn="1" w:firstRow="1" w:lastColumn="0" w:lastRow="0" w:noHBand="0" w:noVBand="1" w:val="04A0"/>
-      </w:tblPr>
-      <w:tblGrid>
-        <w:gridCol w:w="9360"/>
-      </w:tblGrid>
-      <w:tr>
-        <w:tc>
-          <w:tcPr>
-            <w:tcW w:type="dxa" w:w="9360"/>
-            <w:shd w:fill="F0F4F8"/>
-            <w:tcBorders>
-              <w:top w:val="none"/>
-              <w:left w:val="single" w:sz="24" w:space="0" w:color="1B365D"/>
-              <w:bottom w:val="none"/>
-              <w:right w:val="none"/>
-            </w:tcBorders>
-          </w:tcPr>
-          <w:p>
-            <w:pPr>
-              <w:spacing w:before="120" w:after="120"/>
-              <w:ind w:left="216" w:right="216"/>
-            </w:pPr>
-            <w:r>
-              <w:rPr>
-                <w:rFonts w:ascii="Courier New" w:hAnsi="Courier New"/>
-                <w:b/>
-                <w:color w:val="141E2D"/>
-                <w:sz w:val="19"/>
-              </w:rPr>
-              <w:t>.venv/bin/python demo_template.py</w:t>
-            </w:r>
-          </w:p>
-        </w:tc>
-      </w:tr>
-    </w:tbl>
     <w:p>
-      <w:pPr>
-        <w:spacing w:after="80"/>
-      </w:pPr>
+      <w:r>
+        <w:rPr>
+          <w:rFonts w:ascii="Consolas" w:hAnsi="Consolas"/>
+        </w:rPr>
+        <w:t xml:space="preserve">.venv/bin/python -m pytest tests/test_template_analyzer.py tests/test_template_regressions.py -q</w:t>
+      </w:r>
     </w:p>
     <w:p>
-      <w:pPr>
-        <w:pStyle w:val="ListBullet"/>
-        <w:spacing w:after="40"/>
-      </w:pPr>
       <w:r>
         <w:rPr>
-          <w:b/>
+          <w:rFonts w:ascii="Consolas" w:hAnsi="Consolas"/>
         </w:rPr>
-        <w:t xml:space="preserve">What it evaluates: </w:t>
+        <w:t xml:space="preserve">.venv/bin/python -m modelguard.evaluate_templates</w:t>
       </w:r>
+    </w:p>
+    <w:p>
       <w:r>
-        <w:t>Dunder traversal (CT101), dangerous system calls (CT102), sandbox escape globals (CT104), template inclusions (CT105), system prompt omission (CT110), backdoor phrases (CT111), and Jinja syntax errors (CT120).</w:t>
+        <w:t xml:space="preserve"/>
+      </w:r>
+    </w:p>
+    <w:p>
+      <w:r>
+        <w:t xml:space="preserve">Read current counts from pytest. Evaluation reports scoped fixture metrics, latency and available worker peak RSS; it does not establish real-world accuracy or prove exploits.</w:t>
+      </w:r>
+    </w:p>
+    <w:p>
+      <w:r>
+        <w:t xml:space="preserve"/>
       </w:r>
     </w:p>
     <w:p>
       <w:pPr>
-        <w:spacing w:before="280" w:after="80"/>
+        <w:pStyle w:val="Heading1"/>
       </w:pPr>
       <w:r>
-        <w:rPr>
-          <w:rFonts w:ascii="Calibri" w:hAnsi="Calibri"/>
-          <w:b/>
-          <w:color w:val="1B365D"/>
-          <w:sz w:val="28"/>
-        </w:rPr>
-        <w:t>2. Full Pipeline: Modules 1, 2, and 3 (All-in-One Scan)</w:t>
+        <w:t xml:space="preserve">Exit codes</w:t>
       </w:r>
     </w:p>
     <w:p>
-      <w:pPr>
-        <w:spacing w:after="120"/>
-      </w:pPr>
       <w:r>
-        <w:t xml:space="preserve">Use the standard ModelGuard CLI scanner when you want </w:t>
-      </w:r>
-      <w:r>
-        <w:rPr>
-          <w:b/>
-        </w:rPr>
-        <w:t>all checks performed together</w:t>
-      </w:r>
-      <w:r>
-        <w:t>: container parsing (Module 1), structural anomaly detection (Module 2), and chat template AST security analysis (Module 3).</w:t>
+        <w:t xml:space="preserve"/>
       </w:r>
     </w:p>
     <w:p>
-      <w:pPr>
-        <w:spacing w:after="40"/>
-      </w:pPr>
       <w:r>
-        <w:t>Standard terminal scan:</w:t>
-      </w:r>
-    </w:p>
-    <w:tbl>
-      <w:tblPr>
-        <w:tblW w:type="auto" w:w="0"/>
-        <w:jc w:val="center"/>
-        <w:tblLayout w:type="fixed"/>
-        <w:tblLook w:firstColumn="1" w:firstRow="1" w:lastColumn="0" w:lastRow="0" w:noHBand="0" w:noVBand="1" w:val="04A0"/>
-      </w:tblPr>
-      <w:tblGrid>
-        <w:gridCol w:w="9360"/>
-      </w:tblGrid>
-      <w:tr>
-        <w:tc>
-          <w:tcPr>
-            <w:tcW w:type="dxa" w:w="9360"/>
-            <w:shd w:fill="F0F4F8"/>
-            <w:tcBorders>
-              <w:top w:val="none"/>
-              <w:left w:val="single" w:sz="24" w:space="0" w:color="1B365D"/>
-              <w:bottom w:val="none"/>
-              <w:right w:val="none"/>
-            </w:tcBorders>
-          </w:tcPr>
-          <w:p>
-            <w:pPr>
-              <w:spacing w:before="120" w:after="120"/>
-              <w:ind w:left="216" w:right="216"/>
-            </w:pPr>
-            <w:r>
-              <w:rPr>
-                <w:rFonts w:ascii="Courier New" w:hAnsi="Courier New"/>
-                <w:b/>
-                <w:color w:val="141E2D"/>
-                <w:sz w:val="19"/>
-              </w:rPr>
-              <w:t>.venv/bin/python -m modelguard scan path/to/your_model.gguf</w:t>
-            </w:r>
-          </w:p>
-        </w:tc>
-      </w:tr>
-    </w:tbl>
-    <w:p>
-      <w:pPr>
-        <w:spacing w:after="80"/>
-      </w:pPr>
-    </w:p>
-    <w:p>
-      <w:pPr>
-        <w:spacing w:after="40"/>
-      </w:pPr>
-      <w:r>
-        <w:t>Scan with JSON and HTML report generation:</w:t>
-      </w:r>
-    </w:p>
-    <w:tbl>
-      <w:tblPr>
-        <w:tblW w:type="auto" w:w="0"/>
-        <w:jc w:val="center"/>
-        <w:tblLayout w:type="fixed"/>
-        <w:tblLook w:firstColumn="1" w:firstRow="1" w:lastColumn="0" w:lastRow="0" w:noHBand="0" w:noVBand="1" w:val="04A0"/>
-      </w:tblPr>
-      <w:tblGrid>
-        <w:gridCol w:w="9360"/>
-      </w:tblGrid>
-      <w:tr>
-        <w:tc>
-          <w:tcPr>
-            <w:tcW w:type="dxa" w:w="9360"/>
-            <w:shd w:fill="F0F4F8"/>
-            <w:tcBorders>
-              <w:top w:val="none"/>
-              <w:left w:val="single" w:sz="24" w:space="0" w:color="1B365D"/>
-              <w:bottom w:val="none"/>
-              <w:right w:val="none"/>
-            </w:tcBorders>
-          </w:tcPr>
-          <w:p>
-            <w:pPr>
-              <w:spacing w:before="120" w:after="120"/>
-              <w:ind w:left="216" w:right="216"/>
-            </w:pPr>
-            <w:r>
-              <w:rPr>
-                <w:rFonts w:ascii="Courier New" w:hAnsi="Courier New"/>
-                <w:b/>
-                <w:color w:val="141E2D"/>
-                <w:sz w:val="19"/>
-              </w:rPr>
-              <w:t>.venv/bin/python -m modelguard scan path/to/your_model.gguf \n  --json report.json \n  --html report.html</w:t>
-            </w:r>
-          </w:p>
-        </w:tc>
-      </w:tr>
-    </w:tbl>
-    <w:p>
-      <w:pPr>
-        <w:spacing w:after="80"/>
-      </w:pPr>
-    </w:p>
-    <w:p>
-      <w:pPr>
-        <w:pStyle w:val="ListBullet"/>
-        <w:spacing w:after="40"/>
-      </w:pPr>
-      <w:r>
-        <w:rPr>
-          <w:b/>
-        </w:rPr>
-        <w:t xml:space="preserve">Works identically for Safetensors: </w:t>
-      </w:r>
-      <w:r>
-        <w:t>Replace the path with your target .safetensors container.</w:t>
+        <w:t xml:space="preserve">0: no ERROR/CRITICAL findings and no incomplete requested analysis. 1: such findings or incomplete template coverage. 2: report-writing failure. Warnings require review; an absent template is not evidence of safety. Reports are still written when findings cause exit 1.</w:t>
       </w:r>
     </w:p>
     <w:p>
-      <w:pPr>
-        <w:spacing w:before="280" w:after="80"/>
-      </w:pPr>
       <w:r>
-        <w:rPr>
-          <w:rFonts w:ascii="Calibri" w:hAnsi="Calibri"/>
-          <w:b/>
-          <w:color w:val="1B365D"/>
-          <w:sz w:val="28"/>
-        </w:rPr>
-        <w:t>3. Automated Unit Testing (Pytest Suite)</w:t>
+        <w:t xml:space="preserve"/>
       </w:r>
     </w:p>
     <w:p>
-      <w:pPr>
-        <w:spacing w:after="120"/>
-      </w:pPr>
       <w:r>
-        <w:t>Use pytest to verify mathematical correctness and regression-test all extraction rules and AST inspection handlers without needing multi-gigabyte weight files.</w:t>
+        <w:t xml:space="preserve">Open report.html in a browser or file manager. macOS: open report.html. Linux: xdg-open report.html.</w:t>
       </w:r>
     </w:p>
-    <w:p>
-      <w:pPr>
-        <w:spacing w:after="40"/>
-      </w:pPr>
-      <w:r>
-        <w:t>Run Module 3 tests only (23 unit tests, verbose output):</w:t>
-      </w:r>
-    </w:p>
-    <w:tbl>
-      <w:tblPr>
-        <w:tblW w:type="auto" w:w="0"/>
-        <w:jc w:val="center"/>
-        <w:tblLayout w:type="fixed"/>
-        <w:tblLook w:firstColumn="1" w:firstRow="1" w:lastColumn="0" w:lastRow="0" w:noHBand="0" w:noVBand="1" w:val="04A0"/>
-      </w:tblPr>
-      <w:tblGrid>
-        <w:gridCol w:w="9360"/>
-      </w:tblGrid>
-      <w:tr>
-        <w:tc>
-          <w:tcPr>
-            <w:tcW w:type="dxa" w:w="9360"/>
-            <w:shd w:fill="F0F4F8"/>
-            <w:tcBorders>
-              <w:top w:val="none"/>
-              <w:left w:val="single" w:sz="24" w:space="0" w:color="1B365D"/>
-              <w:bottom w:val="none"/>
-              <w:right w:val="none"/>
-            </w:tcBorders>
-          </w:tcPr>
-          <w:p>
-            <w:pPr>
-              <w:spacing w:before="120" w:after="120"/>
-              <w:ind w:left="216" w:right="216"/>
-            </w:pPr>
-            <w:r>
-              <w:rPr>
-                <w:rFonts w:ascii="Courier New" w:hAnsi="Courier New"/>
-                <w:b/>
-                <w:color w:val="141E2D"/>
-                <w:sz w:val="19"/>
-              </w:rPr>
-              <w:t>.venv/bin/pytest tests/test_template_analyzer.py -v</w:t>
-            </w:r>
-          </w:p>
-        </w:tc>
-      </w:tr>
-    </w:tbl>
-    <w:p>
-      <w:pPr>
-        <w:spacing w:after="80"/>
-      </w:pPr>
-    </w:p>
-    <w:p>
-      <w:pPr>
-        <w:spacing w:after="40"/>
-      </w:pPr>
-      <w:r>
-        <w:t>Run entire project test suite (73 unit tests across Modules 1, 2, and 3):</w:t>
-      </w:r>
-    </w:p>
-    <w:tbl>
-      <w:tblPr>
-        <w:tblW w:type="auto" w:w="0"/>
-        <w:jc w:val="center"/>
-        <w:tblLayout w:type="fixed"/>
-        <w:tblLook w:firstColumn="1" w:firstRow="1" w:lastColumn="0" w:lastRow="0" w:noHBand="0" w:noVBand="1" w:val="04A0"/>
-      </w:tblPr>
-      <w:tblGrid>
-        <w:gridCol w:w="9360"/>
-      </w:tblGrid>
-      <w:tr>
-        <w:tc>
-          <w:tcPr>
-            <w:tcW w:type="dxa" w:w="9360"/>
-            <w:shd w:fill="F0F4F8"/>
-            <w:tcBorders>
-              <w:top w:val="none"/>
-              <w:left w:val="single" w:sz="24" w:space="0" w:color="1B365D"/>
-              <w:bottom w:val="none"/>
-              <w:right w:val="none"/>
-            </w:tcBorders>
-          </w:tcPr>
-          <w:p>
-            <w:pPr>
-              <w:spacing w:before="120" w:after="120"/>
-              <w:ind w:left="216" w:right="216"/>
-            </w:pPr>
-            <w:r>
-              <w:rPr>
-                <w:rFonts w:ascii="Courier New" w:hAnsi="Courier New"/>
-                <w:b/>
-                <w:color w:val="141E2D"/>
-                <w:sz w:val="19"/>
-              </w:rPr>
-              <w:t>.venv/bin/pytest -q</w:t>
-            </w:r>
-          </w:p>
-        </w:tc>
-      </w:tr>
-    </w:tbl>
-    <w:p>
-      <w:pPr>
-        <w:spacing w:after="80"/>
-      </w:pPr>
-    </w:p>
-    <w:p>
-      <w:pPr>
-        <w:spacing w:before="320" w:after="120"/>
-      </w:pPr>
-      <w:r>
-        <w:rPr>
-          <w:rFonts w:ascii="Calibri" w:hAnsi="Calibri"/>
-          <w:b/>
-          <w:color w:val="1B365D"/>
-          <w:sz w:val="28"/>
-        </w:rPr>
-        <w:t>4. Command Summary Cheat Sheet</w:t>
-      </w:r>
-    </w:p>
-    <w:tbl>
-      <w:tblPr>
-        <w:tblW w:type="auto" w:w="0"/>
-        <w:jc w:val="center"/>
-        <w:tblLayout w:type="fixed"/>
-        <w:tblLook w:firstColumn="1" w:firstRow="1" w:lastColumn="0" w:lastRow="0" w:noHBand="0" w:noVBand="1" w:val="04A0"/>
-      </w:tblPr>
-      <w:tblGrid>
-        <w:gridCol w:w="3120"/>
-        <w:gridCol w:w="3120"/>
-        <w:gridCol w:w="3120"/>
-      </w:tblGrid>
-      <w:tr>
-        <w:tc>
-          <w:tcPr>
-            <w:tcW w:type="dxa" w:w="2160"/>
-            <w:shd w:fill="1B365D"/>
-          </w:tcPr>
-          <w:p>
-            <w:r>
-              <w:rPr>
-                <w:b/>
-                <w:color w:val="FFFFFF"/>
-                <w:sz w:val="20"/>
-              </w:rPr>
-              <w:t>Target Scope</w:t>
-            </w:r>
-          </w:p>
-        </w:tc>
-        <w:tc>
-          <w:tcPr>
-            <w:tcW w:type="dxa" w:w="4608"/>
-            <w:shd w:fill="1B365D"/>
-          </w:tcPr>
-          <w:p>
-            <w:r>
-              <w:rPr>
-                <w:b/>
-                <w:color w:val="FFFFFF"/>
-                <w:sz w:val="20"/>
-              </w:rPr>
-              <w:t>Terminal Command</w:t>
-            </w:r>
-          </w:p>
-        </w:tc>
-        <w:tc>
-          <w:tcPr>
-            <w:tcW w:type="dxa" w:w="2592"/>
-            <w:shd w:fill="1B365D"/>
-          </w:tcPr>
-          <w:p>
-            <w:r>
-              <w:rPr>
-                <w:b/>
-                <w:color w:val="FFFFFF"/>
-                <w:sz w:val="20"/>
-              </w:rPr>
-              <w:t>Description</w:t>
-            </w:r>
-          </w:p>
-        </w:tc>
-      </w:tr>
-      <w:tr>
-        <w:tc>
-          <w:tcPr>
-            <w:tcW w:type="dxa" w:w="2160"/>
-            <w:shd w:fill="F9FAFC"/>
-          </w:tcPr>
-          <w:p>
-            <w:r>
-              <w:rPr>
-                <w:b/>
-                <w:sz w:val="18"/>
-              </w:rPr>
-              <w:t>Module 3 Only (Custom File)</w:t>
-            </w:r>
-          </w:p>
-        </w:tc>
-        <w:tc>
-          <w:tcPr>
-            <w:tcW w:type="dxa" w:w="4608"/>
-            <w:shd w:fill="FFFFFF"/>
-          </w:tcPr>
-          <w:p>
-            <w:r>
-              <w:rPr>
-                <w:rFonts w:ascii="Courier New" w:hAnsi="Courier New"/>
-                <w:sz w:val="17"/>
-              </w:rPr>
-              <w:t>.venv/bin/python demo_template.py &lt;path&gt;</w:t>
-            </w:r>
-          </w:p>
-        </w:tc>
-        <w:tc>
-          <w:tcPr>
-            <w:tcW w:type="dxa" w:w="2592"/>
-            <w:shd w:fill="F9FAFC"/>
-          </w:tcPr>
-          <w:p>
-            <w:r>
-              <w:rPr>
-                <w:sz w:val="18"/>
-              </w:rPr>
-              <w:t>Scans only the chat template of any GGUF/Safetensors model.</w:t>
-            </w:r>
-          </w:p>
-        </w:tc>
-      </w:tr>
-      <w:tr>
-        <w:tc>
-          <w:tcPr>
-            <w:tcW w:type="dxa" w:w="2160"/>
-            <w:shd w:fill="F9FAFC"/>
-          </w:tcPr>
-          <w:p>
-            <w:r>
-              <w:rPr>
-                <w:b/>
-                <w:sz w:val="18"/>
-              </w:rPr>
-              <w:t>Module 3 Demo (4 Scenarios)</w:t>
-            </w:r>
-          </w:p>
-        </w:tc>
-        <w:tc>
-          <w:tcPr>
-            <w:tcW w:type="dxa" w:w="4608"/>
-            <w:shd w:fill="FFFFFF"/>
-          </w:tcPr>
-          <w:p>
-            <w:r>
-              <w:rPr>
-                <w:rFonts w:ascii="Courier New" w:hAnsi="Courier New"/>
-                <w:sz w:val="17"/>
-              </w:rPr>
-              <w:t>.venv/bin/python demo_template.py</w:t>
-            </w:r>
-          </w:p>
-        </w:tc>
-        <w:tc>
-          <w:tcPr>
-            <w:tcW w:type="dxa" w:w="2592"/>
-            <w:shd w:fill="F9FAFC"/>
-          </w:tcPr>
-          <w:p>
-            <w:r>
-              <w:rPr>
-                <w:sz w:val="18"/>
-              </w:rPr>
-              <w:t>Demonstrates benign, exploit, backdoor, and syntax scenarios.</w:t>
-            </w:r>
-          </w:p>
-        </w:tc>
-      </w:tr>
-      <w:tr>
-        <w:tc>
-          <w:tcPr>
-            <w:tcW w:type="dxa" w:w="2160"/>
-            <w:shd w:fill="F9FAFC"/>
-          </w:tcPr>
-          <w:p>
-            <w:r>
-              <w:rPr>
-                <w:b/>
-                <w:sz w:val="18"/>
-              </w:rPr>
-              <w:t>Full Scan (All Modules)</w:t>
-            </w:r>
-          </w:p>
-        </w:tc>
-        <w:tc>
-          <w:tcPr>
-            <w:tcW w:type="dxa" w:w="4608"/>
-            <w:shd w:fill="FFFFFF"/>
-          </w:tcPr>
-          <w:p>
-            <w:r>
-              <w:rPr>
-                <w:rFonts w:ascii="Courier New" w:hAnsi="Courier New"/>
-                <w:sz w:val="17"/>
-              </w:rPr>
-              <w:t>.venv/bin/python -m modelguard scan &lt;path&gt;</w:t>
-            </w:r>
-          </w:p>
-        </w:tc>
-        <w:tc>
-          <w:tcPr>
-            <w:tcW w:type="dxa" w:w="2592"/>
-            <w:shd w:fill="F9FAFC"/>
-          </w:tcPr>
-          <w:p>
-            <w:r>
-              <w:rPr>
-                <w:sz w:val="18"/>
-              </w:rPr>
-              <w:t>Full pipeline: file parsing, structure analysis, and template checks.</w:t>
-            </w:r>
-          </w:p>
-        </w:tc>
-      </w:tr>
-      <w:tr>
-        <w:tc>
-          <w:tcPr>
-            <w:tcW w:type="dxa" w:w="2160"/>
-            <w:shd w:fill="F9FAFC"/>
-          </w:tcPr>
-          <w:p>
-            <w:r>
-              <w:rPr>
-                <w:b/>
-                <w:sz w:val="18"/>
-              </w:rPr>
-              <w:t>Full Scan + Reports</w:t>
-            </w:r>
-          </w:p>
-        </w:tc>
-        <w:tc>
-          <w:tcPr>
-            <w:tcW w:type="dxa" w:w="4608"/>
-            <w:shd w:fill="FFFFFF"/>
-          </w:tcPr>
-          <w:p>
-            <w:r>
-              <w:rPr>
-                <w:rFonts w:ascii="Courier New" w:hAnsi="Courier New"/>
-                <w:sz w:val="17"/>
-              </w:rPr>
-              <w:t>.venv/bin/python -m modelguard scan &lt;path&gt; --json out.json --html out.html</w:t>
-            </w:r>
-          </w:p>
-        </w:tc>
-        <w:tc>
-          <w:tcPr>
-            <w:tcW w:type="dxa" w:w="2592"/>
-            <w:shd w:fill="F9FAFC"/>
-          </w:tcPr>
-          <w:p>
-            <w:r>
-              <w:rPr>
-                <w:sz w:val="18"/>
-              </w:rPr>
-              <w:t>Executes full scan and writes JSON and HTML reports.</w:t>
-            </w:r>
-          </w:p>
-        </w:tc>
-      </w:tr>
-      <w:tr>
-        <w:tc>
-          <w:tcPr>
-            <w:tcW w:type="dxa" w:w="2160"/>
-            <w:shd w:fill="F9FAFC"/>
-          </w:tcPr>
-          <w:p>
-            <w:r>
-              <w:rPr>
-                <w:b/>
-                <w:sz w:val="18"/>
-              </w:rPr>
-              <w:t>Module 3 Tests</w:t>
-            </w:r>
-          </w:p>
-        </w:tc>
-        <w:tc>
-          <w:tcPr>
-            <w:tcW w:type="dxa" w:w="4608"/>
-            <w:shd w:fill="FFFFFF"/>
-          </w:tcPr>
-          <w:p>
-            <w:r>
-              <w:rPr>
-                <w:rFonts w:ascii="Courier New" w:hAnsi="Courier New"/>
-                <w:sz w:val="17"/>
-              </w:rPr>
-              <w:t>.venv/bin/pytest tests/test_template_analyzer.py -v</w:t>
-            </w:r>
-          </w:p>
-        </w:tc>
-        <w:tc>
-          <w:tcPr>
-            <w:tcW w:type="dxa" w:w="2592"/>
-            <w:shd w:fill="F9FAFC"/>
-          </w:tcPr>
-          <w:p>
-            <w:r>
-              <w:rPr>
-                <w:sz w:val="18"/>
-              </w:rPr>
-              <w:t>Runs 23 automated tests for chat template analyzer.</w:t>
-            </w:r>
-          </w:p>
-        </w:tc>
-      </w:tr>
-      <w:tr>
-        <w:tc>
-          <w:tcPr>
-            <w:tcW w:type="dxa" w:w="2160"/>
-            <w:shd w:fill="F9FAFC"/>
-          </w:tcPr>
-          <w:p>
-            <w:r>
-              <w:rPr>
-                <w:b/>
-                <w:sz w:val="18"/>
-              </w:rPr>
-              <w:t>Full Project Tests</w:t>
-            </w:r>
-          </w:p>
-        </w:tc>
-        <w:tc>
-          <w:tcPr>
-            <w:tcW w:type="dxa" w:w="4608"/>
-            <w:shd w:fill="FFFFFF"/>
-          </w:tcPr>
-          <w:p>
-            <w:r>
-              <w:rPr>
-                <w:rFonts w:ascii="Courier New" w:hAnsi="Courier New"/>
-                <w:sz w:val="17"/>
-              </w:rPr>
-              <w:t>.venv/bin/pytest -q</w:t>
-            </w:r>
-          </w:p>
-        </w:tc>
-        <w:tc>
-          <w:tcPr>
-            <w:tcW w:type="dxa" w:w="2592"/>
-            <w:shd w:fill="F9FAFC"/>
-          </w:tcPr>
-          <w:p>
-            <w:r>
-              <w:rPr>
-                <w:sz w:val="18"/>
-              </w:rPr>
-              <w:t>Runs all 73 tests across the entire ModelGuard project.</w:t>
-            </w:r>
-          </w:p>
-        </w:tc>
-      </w:tr>
-    </w:tbl>
     <w:sectPr>
       <w:pgSz w:w="12240" w:h="15840"/>
       <w:pgMar w:top="1440" w:right="1440" w:bottom="1440" w:left="1440" w:header="720" w:footer="720" w:gutter="0"/>
